--- a/Маслов Максим — резюме ATS.docx
+++ b/Маслов Максим — резюме ATS.docx
@@ -115,7 +115,19 @@
         </w:numPr>
       </w:pPr>
       <w:r>
-        <w:t xml:space="preserve">Автоматизировал проверки ролевой модели банковских систем — [N] сценариев.</w:t>
+        <w:t xml:space="preserve">Автоматизировал проверки ролевой модели банковских систем — 30% (это были сложные сценарии), сценариев.</w:t>
+      </w:r>
+    </w:p>
+    <w:p>
+      <w:pPr>
+        <w:pStyle w:val="bullet"/>
+        <w:numPr>
+          <w:ilvl w:val="0"/>
+          <w:numId w:val="1"/>
+        </w:numPr>
+      </w:pPr>
+      <w:r>
+        <w:t xml:space="preserve">Автоматизировал проверки части внутренней системы банка- 100%</w:t>
       </w:r>
     </w:p>
     <w:p>
@@ -159,31 +171,19 @@
         <w:pStyle w:val="body"/>
       </w:pPr>
       <w:r>
-        <w:t xml:space="preserve">Метрики — заполнить своими данными:</w:t>
-      </w:r>
-    </w:p>
-    <w:p>
-      <w:pPr>
-        <w:pStyle w:val="bullet"/>
-        <w:numPr>
-          <w:ilvl w:val="0"/>
-          <w:numId w:val="1"/>
-        </w:numPr>
-      </w:pPr>
-      <w:r>
-        <w:t xml:space="preserve">Время прогона автотестов: [до] → [после]; ручного регресса: [до] → [после].</w:t>
-      </w:r>
-    </w:p>
-    <w:p>
-      <w:pPr>
-        <w:pStyle w:val="bullet"/>
-        <w:numPr>
-          <w:ilvl w:val="0"/>
-          <w:numId w:val="1"/>
-        </w:numPr>
-      </w:pPr>
-      <w:r>
-        <w:t xml:space="preserve">По логам и метрикам: [найденная проблема → результат для продукта].</w:t>
+        <w:t xml:space="preserve">Метрики:</w:t>
+      </w:r>
+    </w:p>
+    <w:p>
+      <w:pPr>
+        <w:pStyle w:val="bullet"/>
+        <w:numPr>
+          <w:ilvl w:val="0"/>
+          <w:numId w:val="1"/>
+        </w:numPr>
+      </w:pPr>
+      <w:r>
+        <w:t xml:space="preserve">Прогон АТ сократил регресс внутренней системы на 100%, а ролевой модели на 50%</w:t>
       </w:r>
     </w:p>
     <w:p>
@@ -265,31 +265,19 @@
         <w:pStyle w:val="body"/>
       </w:pPr>
       <w:r>
-        <w:t xml:space="preserve">Метрики — заполнить своими данными:</w:t>
-      </w:r>
-    </w:p>
-    <w:p>
-      <w:pPr>
-        <w:pStyle w:val="bullet"/>
-        <w:numPr>
-          <w:ilvl w:val="0"/>
-          <w:numId w:val="1"/>
-        </w:numPr>
-      </w:pPr>
-      <w:r>
-        <w:t xml:space="preserve">Покрытие: [N] автотестов для IntelliJ IDEA и [N] для VS Code.</w:t>
-      </w:r>
-    </w:p>
-    <w:p>
-      <w:pPr>
-        <w:pStyle w:val="bullet"/>
-        <w:numPr>
-          <w:ilvl w:val="0"/>
-          <w:numId w:val="1"/>
-        </w:numPr>
-      </w:pPr>
-      <w:r>
-        <w:t xml:space="preserve">Время ручного регресса после внедрения автотестов: [до] → [после].</w:t>
+        <w:t xml:space="preserve">Метрики:</w:t>
+      </w:r>
+    </w:p>
+    <w:p>
+      <w:pPr>
+        <w:pStyle w:val="bullet"/>
+        <w:numPr>
+          <w:ilvl w:val="0"/>
+          <w:numId w:val="1"/>
+        </w:numPr>
+      </w:pPr>
+      <w:r>
+        <w:t xml:space="preserve">Покрытие: 30% автотестов для IntelliJ IDEA и 100% для VS Code.</w:t>
       </w:r>
     </w:p>
     <w:p>
